--- a/facilitator-guide-team-topology.docx
+++ b/facilitator-guide-team-topology.docx
@@ -884,6 +884,122 @@
       </w:r>
       <w:r>
         <w:t xml:space="preserve">. Each team still plans, reviews and improves with the team-level tools.</w:t>
+      </w:r>
+    </w:p>
+    <w:p>
+      <w:pPr>
+        <w:pStyle w:val="Heading1"/>
+      </w:pPr>
+      <w:r>
+        <w:t xml:space="preserve">Recreate it in your whiteboard</w:t>
+      </w:r>
+    </w:p>
+    <w:p>
+      <w:pPr>
+        <w:pStyle w:val="Small"/>
+      </w:pPr>
+      <w:r>
+        <w:t xml:space="preserve">Paste this into your whiteboard's AI assistant (for example Miro AI or Atlassian Rovo) or a general assistant, to get an editable, native version of the board. Results vary by tool, so expect to tidy it up. For an exact copy, import the SVG as a locked background instead.</w:t>
+      </w:r>
+    </w:p>
+    <w:p>
+      <w:r>
+        <w:t xml:space="preserve">Create an editable whiteboard for “Team Topology Design”, a workshop board.</w:t>
+      </w:r>
+    </w:p>
+    <w:p>
+      <w:r>
+        <w:t xml:space="preserve">Purpose: Design teams around the flow of value: team types, how they interact, and how much each team can hold.</w:t>
+      </w:r>
+    </w:p>
+    <w:p>
+      <w:r>
+        <w:t xml:space="preserve">Layout: a wide landscape board (about 16:11). Make one frame per section below, placed as described. In each frame, add the section name as a heading, then its content as short text labels or empty fields to fill in. Leave space in each frame for sticky notes. Use the header colour given. Keep the wording as written and don't add extra content.</w:t>
+      </w:r>
+    </w:p>
+    <w:p>
+      <w:r>
+        <w:t xml:space="preserve">Key: Yellow Sticky = A team · Pink Sticky = Pain point</w:t>
+      </w:r>
+    </w:p>
+    <w:p>
+      <w:r>
+        <w:t xml:space="preserve">Sections:</w:t>
+      </w:r>
+    </w:p>
+    <w:p>
+      <w:r>
+        <w:t xml:space="preserve">1. Team Types: top full width, about 100% wide and 30% tall; header colour blue.</w:t>
+      </w:r>
+    </w:p>
+    <w:p>
+      <w:r>
+        <w:t xml:space="preserve">   Subtitle: Most teams should be stream-aligned</w:t>
+      </w:r>
+    </w:p>
+    <w:p>
+      <w:r>
+        <w:t xml:space="preserve">   Content: Stream-aligned · Platform · Enabling · Complicated subsystem · Owns a flow of work end to end: · Provides internal services that · Helps other teams build new skills · Owns a part needing deep · a product, journey or customer · stream-aligned teams use self- · or adopt practices, for a while, · specialist knowledge, so others · segment. Delivers value directly. · service, reducing their load. · then steps back. · don't have to. · Our teams of this type: (×4)</w:t>
+      </w:r>
+    </w:p>
+    <w:p>
+      <w:r>
+        <w:t xml:space="preserve">2. Team Map: middle left, about 65% wide and 45% tall; header colour slate grey.</w:t>
+      </w:r>
+    </w:p>
+    <w:p>
+      <w:r>
+        <w:t xml:space="preserve">   Subtitle: Place teams · draw how they interact</w:t>
+      </w:r>
+    </w:p>
+    <w:p>
+      <w:r>
+        <w:t xml:space="preserve">   Content: One yellow sticky per team, grouped by value stream · Collaboration · work closely, for a time · X-as-a-Service · use with little contact · Facilitating · help and coach</w:t>
+      </w:r>
+    </w:p>
+    <w:p>
+      <w:r>
+        <w:t xml:space="preserve">3. Cognitive Load Check: middle right, about 35% wide and 45% tall; header colour red.</w:t>
+      </w:r>
+    </w:p>
+    <w:p>
+      <w:r>
+        <w:t xml:space="preserve">   Subtitle: Can each team hold what it owns?</w:t>
+      </w:r>
+    </w:p>
+    <w:p>
+      <w:r>
+        <w:t xml:space="preserve">   Content: Team: · Domains &amp; systems owned: · Load l/m/h: · Too much?</w:t>
+      </w:r>
+    </w:p>
+    <w:p>
+      <w:r>
+        <w:t xml:space="preserve">4. Interaction Agreements: bottom left, about 65% wide and 20% tall; header colour purple.</w:t>
+      </w:r>
+    </w:p>
+    <w:p>
+      <w:r>
+        <w:t xml:space="preserve">   Subtitle: Every collaboration has an end date</w:t>
+      </w:r>
+    </w:p>
+    <w:p>
+      <w:r>
+        <w:t xml:space="preserve">   Content: Team a: · Team b: · Mode: · Purpose: · Review by:</w:t>
+      </w:r>
+    </w:p>
+    <w:p>
+      <w:r>
+        <w:t xml:space="preserve">5. Changes to Try: bottom right, about 35% wide and 20% tall; header colour dark green.</w:t>
+      </w:r>
+    </w:p>
+    <w:p>
+      <w:r>
+        <w:t xml:space="preserve">Footer questions: “Which team is carrying more than it can hold?” “If we redrew one team boundary, which dependency would disappear?”</w:t>
+      </w:r>
+    </w:p>
+    <w:p>
+      <w:r>
+        <w:t xml:space="preserve">Original board for reference: https://eparker71.github.io/agile-ways-of-working/team-topology-board.html</w:t>
       </w:r>
     </w:p>
     <w:p>

--- a/facilitator-guide-team-topology.docx
+++ b/facilitator-guide-team-topology.docx
@@ -229,7 +229,7 @@
         </w:numPr>
       </w:pPr>
       <w:r>
-        <w:t xml:space="preserve">Print the board at A1 or A3, or load the SVG as a digital background</w:t>
+        <w:t xml:space="preserve">Print the board at A1 or A3 (or 11×17), or load the SVG as a digital background</w:t>
       </w:r>
     </w:p>
     <w:p>

--- a/facilitator-guide-team-topology.docx
+++ b/facilitator-guide-team-topology.docx
@@ -969,7 +969,7 @@
     </w:p>
     <w:p>
       <w:r>
-        <w:t xml:space="preserve">   Content: Team: · Domains &amp; systems owned: · Load l/m/h: · Too much?</w:t>
+        <w:t xml:space="preserve">   Content: Team: · Domains &amp; systems owned: · Load L/M/H: · Too much?</w:t>
       </w:r>
     </w:p>
     <w:p>
